--- a/example_articles/states/Utah/1.states_Utah_New_York_Times.docx
+++ b/example_articles/states/Utah/1.states_Utah_New_York_Times.docx
@@ -7,9 +7,7 @@
         <w:pStyle w:val="Heading1"/>
       </w:pPr>
       <w:r>
-        <w:t>TV VIEW;</w:t>
-        <w:br/>
-        <w:t>By Any Name, Roseanne Is Roseanne Is Roseanne</w:t>
+        <w:t>Why Can't America Make Enough Masks or Ventilators?</w:t>
       </w:r>
     </w:p>
     <w:p>
@@ -19,22 +17,22 @@
     </w:p>
     <w:p>
       <w:r>
-        <w:t>Date: 1991-08-18</w:t>
+        <w:t>Date: 2020-04-14</w:t>
       </w:r>
     </w:p>
     <w:p>
       <w:r>
-        <w:t>Section: Section 2;; Section 2; Page 1; Column 2; Arts &amp; Leisure Desk; Column 2;; Biography; Chronology</w:t>
+        <w:t>Section: OPINION</w:t>
       </w:r>
     </w:p>
     <w:p>
       <w:r>
-        <w:t>Source file: NYT/53.DOCX</w:t>
+        <w:t>Source file: NYT/12.DOCX</w:t>
       </w:r>
     </w:p>
     <w:p>
       <w:r>
-        <w:t>Raw locations result, 'locations': ['Utah']</w:t>
+        <w:t>Raw locations result, 'locations': ['Utah', 'NA']</w:t>
       </w:r>
     </w:p>
     <w:p>
@@ -51,89 +49,51 @@
     </w:p>
     <w:p>
       <w:r>
-        <w:t>Ladies and gentlemen, meet the first, er, lady of Prime-Time Television, Roseanne Barr. Wait a minute. Make that Roseanne Arnold.</w:t>
+        <w:t>The president has promoted himself as a champion of American manufacturing, but now he avoids addressing its shortcomings.</w:t>
         <w:br/>
-        <w:t>Whether as Barr or Arnold, Roseanne clearly loves to keep friends, fans and enemies off balance. She is not easy. She has cast aside many of the people who were crucial to her initial success, including her manager and agent. A prototypical outsider -- she grew up in Utah as a Jew who attended Mormon services -- she thumbs her nose at the Hollywood establishment and, indeed, all establishments. But even in that, she is not predictable; Roseanne promised her second husband, Tom Arnold, that she would take his name if he converted to Judaism, and has now asked to be referred to as Mrs. Arnold.</w:t>
+        <w:t>Hundreds of companies across the United States are reinventing themselves to make equipment that is desperately needed to treat the coronavirus. That so many American manufacturers are rising to meet this pandemic with little coordination from the federal government reveals a deep altruism in our national character.</w:t>
         <w:br/>
-        <w:t>The comedienne has gone down a bumpy and often dangerous road in the five years since her career began taking off nationally. It has been a journey that, in all likelihood, would have destroyed any other entertainer. She has certainly paid a public-relations price.</w:t>
+        <w:t>It also reveals something else: Our country is unable to meet an immediate need for critical medical supplies and personal protective equipment in the face of a crisis. The absence of adequate domestic production capacity for things like face shields and respirators, coupled with the frailty of on-demand global supply chains and our utter reliance on them — for everything from the ingredients in our medications to parts of breathing machines — has left us dangerously exposed during an international health emergency.</w:t>
         <w:br/>
-        <w:t>This year, once again, the good citizens who confer the Emmy Awards have failed even to nominate Roseanne Arnold or her hit television show "Roseanne." But their uppity insult serves only to make the Emmys (which will be given out next Sunday, in a ceremony to be broadcast live on the Fox network at 8 P.M.) all the more irrelevant.</w:t>
+        <w:t>Mohawk Fine Papers and its United Steelworkers employees are shifting to medical gown and mask production. American Giant and other garment manufacturers are scaling up the production of medical-grade masks. Companies from Budweiser to Ford are churning out hand sanitizer and ventilators. These instances of private sector action are inspiring, but they won't be enough.</w:t>
         <w:br/>
-        <w:t>In an era of skinny worship, she unapologetically vacillates between being fat and very fat, bragging with Rabelaisian gusto of her active sex life. After screeching her way through the National Anthem at a baseball game last summer, she even had George Bush denouncing her as "disgraceful."</w:t>
+        <w:t>Our policymaking is still behind the curve. President Trump is starting to selectively use the Defense Production Act, a law from the Korean War era that allows the president not only to order businesses to prioritize the manufacture of items deemed crucial to national security but also to subsidize them. This is something he should have done many weeks ago, and even still he's mostly invoking it haphazardly with companies that draw his ire.</w:t>
         <w:br/>
-        <w:t>Professing to be a militant feminist, she makes many prominent feminists uneasy, in some instances, apparently, because she's not terribly, well, feminine. An outspoken supporter of rights for gay men and lesbians, she can make wisecracks that leave both of those groups wincing. She refuses to take men seriously ("They are so funny to me, I just find them hysterical"). And her raucous antics, public and private, are calculated affronts to middle-class propriety.</w:t>
+        <w:t>White House officials have floated for a few months an executive order meant to encourage domestic production of pharmaceuticals. But the hint of such an order generated a lobbying blitz from drug makers, including one spokesperson who told CNBC that "in times of crisis, a diverse supply chain is more important than ever."</w:t>
         <w:br/>
-        <w:t>One fact, no doubt unsettling to the Emmy-conferring Academy of Television Arts and Sciences, just won't go away. Despite the fervent ill wishes of many bruised egos on the sidelines, "Roseanne," on Tuesday nights at 9 on ABC, continues to be one of commercial television's biggest hits, this past season remaining in the top 10, more often in the top 5 (detractors are often reduced to sputtering that it could have been a bigger hit).</w:t>
+        <w:t>This is a blasé way of saying they'd rather protect their yawning profit margins than contribute to the country's medicinal security. But many of our national political leaders aren't ready to talk about this, either. The president has promoted himself as a champion of American manufacturing, but now he avoids addressing its shortcomings.</w:t>
         <w:br/>
-        <w:t>For three years now, some experts, taking note of backstage chaos, have been predicting the demise of the show. In a recent magazine poll, posing the question: "Which of the following people, if any, would you least like to take a very long ride with?" Mrs. Arnold was first, ahead of Andrew Dice Clay.</w:t>
+        <w:t>The Democratic challenger, Joe Biden, only recently began speaking about these supply issues, and mainly in response to Mr. Trump's scattered use of the Defense Production Act. Congress had a huge opportunity to encourage the domestic manufacture of critical supplies and avoided it; it attached no strings to force manufacturing repatriation to the $500 billion it made available to big businesses about to be damaged by the economy's collapse.</w:t>
         <w:br/>
-        <w:t>But, obviously, a good many people out there like her. The ratings, as advertisers attest, can't be ignored. Who connects with this fiercely independent, caustic and difficult woman? The demographics indicate that her most loyal fans are women between the ages of 18 and 34. But that doesn't tell you much. The comic Alan King, on his Comedy Central interview series called "Inside the Comedy Mind," came closer when, opening a recent session with Mrs. Arnold, he rattled off a list of viewers she supposedly represents:</w:t>
+        <w:t>The bipartisan tendency of our politicians to salute workers and visit factories during campaign season, and then do little of substance to help factories expand and increase hiring, must end. This pandemic has most Americans rightfully concerned about their personal well-being — everything from their health, their job security and their ability to pay the rent or a mortgage is on the line.</w:t>
         <w:br/>
-        <w:t>"The hopeless underclass of the female sex. Polyester-clad, overweight occupants of the slow track. Fast-food waitresses, factory workers, housewives -- members of the invisible pink-collar army. The despised, the jilted, the underpaid."</w:t>
+        <w:t>But Americans are also now concerned with our national well-being. And one of the questions they are asking is this: How did it come to pass that we can't make enough respirator masks or ventilators when we need them most?</w:t>
         <w:br/>
-        <w:t>Mrs. Arnold, her face lighting up with delight, said, "In other words, the coolest people." At the end of the half hour, Mr. King reminded Roseanne that she had once described herself as "one happy fat" woman. Would she stick with that? Laughing, Roseanne said she would only add two words: "One happy, smart, fat, rich" woman. Don't underestimate the "smart" element. Tackle Roseanne Arnold at your own risk.</w:t>
+        <w:t>The answer isn't a blunt call for autarky. No serious person wants the economy to revert to closed borders and walls around our nation. But while globalizing supply chains may make sense in textbooks, the outsourcing we've encouraged by decades of this trade policy and corporate profit-seeking clearly has its limitations. And manufacturing critical supplies domestically will require significant policy shifts.</w:t>
         <w:br/>
-        <w:t>Arsenio Hall got a taste of her wrath in January in a Home Box Office special called "Roseanne: Live From Trump Castle." Near the end of the embarrassingly messy show -- she said it was meant to be a takeoff of aging stars doing glitzy Las Vegas turns, but nobody got the joke -- the comedienne announced that she was fed up with Mr. Hall constantly using her as the butt of insulting fat jokes. She proceeded to issue a warning in the form of a capsule autobiography:</w:t>
+        <w:t>Whenever Congress and the administration decide on next steps for our national well-being, they must move beyond bromides for the working class and put into place a sensible industrial policy, one that combines the power of American ingenuity with the capabilities of public investment.</w:t>
         <w:br/>
-        <w:t>"I'm 37 years old. I've got four kids. I'm Jewish and I was raised in Salt Lake City, Utah. I was raised a Mormon and my dad sold crucifixes door-to-door to Mexicans. When I was 7, I fell down and bit off my whole lip and had to have that sewn back on. When I was 16, I got hit by a car and got my head impaled on the hood ornament. I got pregnant the first time I ever had sex. My parents made me give her up for adoption. I found her 18 years later after her face was splashed across the front page of The National Enquirer. Spent eight months in a state mental institution. Hitchhiked across country three times all by myself -- with hepatitis. Lived in a car, a cabin and a cave. Married a guy just because he had a [bleep] bathtub. Had three more kids. He treated me like [bleep] for 16 years and when I finally had the guts to dump that s.o.b., I have to pay him half the money I make for the rest of my goddamn life."</w:t>
+        <w:t>Such a policy should incentivize re-industrialization via the tax code. It should encourage it with its traditional power of the purse — which means expanding Buy America provisions that prioritize domestic manufacturers in federal contracting bids to virtually all spending.</w:t>
         <w:br/>
-        <w:t>The message to Mr. Hall: You want to mess with me? Don't even think about it. I've been through it all, and I'm as tough as they come.</w:t>
+        <w:t>Companies that dip into the huge fund Congress almost unanimously made available to the Treasury Department in the recent $2 trillion stimulus package should be expected, when applicable, to bring more of their manufacturing operations back into the country and to devote far more resources to skills training to prepare for their work force needs.</w:t>
         <w:br/>
-        <w:t>All of which seems belligerently clear enough, but then there are the inevitable Roseanne contradictions. During the same act, she sarcastically offered to say one nice thing about Mr. Hall: "It's not that often that we get to see a black nerd on television." Hoots from the audience. Then the Roseanne kicker: "I mean most nerds are white people, like you." More laughter, this time with a nervous edge. Then, inevitably, a month or so ago, Mrs. Arnold appeared on "The Arsenio Hall Show," and host and guest positively cooed over each other, promising to get together more often. The not to be overlooked upshot: Mr. Hall is no longer telling Roseanne fat jokes.</w:t>
+        <w:t>Trade enforcement should be more stringent. While critics are right to question the specifics behind some of President Trump's tariffs, these tariffs shouldn't be removed until we see quantifiable and reciprocal change on the part of China and other international competitors, many of which banned exports of medical supplies at a critical time.</w:t>
         <w:br/>
-        <w:t>Autobiography is an integral part of the Roseanne routine. The dividing line between the performer and woman is just about invisible. Her early "domestic goddess" act was all the more hilarious for its quite evident authenticity. And even stuffed into the formula of a sitcom, the comedienne transcends the working-class housewife character of Roseanne Conner with her own unmistakable personality.</w:t>
+        <w:t>And lastly, a national effort should be made to identify and then prioritize the industries where a lack of a domestic manufacturing ecosystem leaves the country extremely vulnerable. We've known about an overdependence on imports in supply chains for pharmaceuticals and medical equipment for years, though it was easier to ignore when our nation wasn't in crisis.</w:t>
         <w:br/>
-        <w:t>The series had its gestation in a 1987 HBO special that, tongue in cheek, constructed a sitcom framework around her stand-up performance. The current ABC series carries the credit "created by Matt Williams" but "developed by" would be more apt.</w:t>
+        <w:t>The Defense Production Act is being invoked to call out and force individual companies to make these supplies. That may be a successful short-term bludgeon, but expanding the act's use to organize a national manufacturing strategy to meet this moment would be much better than the current piecemeal approach to producing the millions of items health care workers need to handle a surge of sick Americans.</w:t>
         <w:br/>
-        <w:t>Mrs. Arnold herself is clearly the creator in this territory. Much of the off-camera tumult has stemmed from her dissatisfaction with producers and writers she considered too bound to the traditional rules, or cliches, of weekly sitcom. Saying that she was being reduced to little more than zingy one-liners, she has insisted that more of her own concerns be allowed to emerge in the scripts.</w:t>
+        <w:t>The next national emergency could be an attack on our power grid or water supply or a natural disaster that brings global supply chains to a screeching halt. Do we have the battery production capacity to turn the lights back on immediately? Can we produce turbines to keep our dams operating? In a crisis, could we make a smartphone in the United States to ensure Americans can continue to communicate?</w:t>
         <w:br/>
-        <w:t>She has not been, to put it mildly, diplomatic. One executive producer, Jeff Harris, announced his 1990 departure with a large ad inVariety: "I have chosen not to return to the show next season. Instead, my wife and I have decided to share a vacation in the relative peace and quiet of Beirut." The star's subsequent comment: "Yeah, they're not going to think you're very funny in Beirut, either."</w:t>
+        <w:t>The United States is going to have to weather the coronavirus crisis with a manufacturing sector that isn't constructed to meet it. We must address that shortcoming before the next crisis arrives, and we should start now. It's time for a 21st century Arsenal of Democracy: One that will both see us through future crises and revitalize an economy that desperately needs rejuvenation.</w:t>
         <w:br/>
-        <w:t>This past season, Mrs. Arnold said that the series was trying to recruit writers among comics who have never written for television, people who "are off the beaten track and are real angry." In fact, much to the consternation of her detractors, the show is generally better (although some of the scripts attributed to Tom Arnold have been noticeably ragged). Beneath the sitcom surface, beyond the family crises that can be tidily solved in 22 minutes, "Roseanne" can be slyly subversive.</w:t>
+        <w:t>Scott Paul (@ScottPaulAAM) is president of the Alliance for American Manufacturing.</w:t>
         <w:br/>
-        <w:t>This sitcom simply refuses to act like most of the others. Here is a show on which, not infrequently, people don't have enough money to buy things -- right in the heart of Consumerland. This particular family is strong enough to admit that they don't always like one another very much. Dan (John Goodman) is a construction worker who can't always find work. Roseanne has led a factory strike, been unemployed and now struggles along as a minimum-wage waitress in a coffee shop. She and the show don't bat an eye when her boss (Martin Mull) casually reveals that he is gay.</w:t>
+        <w:t>The Times is committed to publishing a diversity of letters to the editor. We'd like to hear what you think about this or any of our articles. Here are some tips. And here's our email: letters@nytimes.com.</w:t>
         <w:br/>
-        <w:t>This is not "Leave It to Beaver," obviously. It's also not "All in the Family." Far from being a dingbat like Edith Bunker, Roseanne Conner is in charge, and her big teddy-bear of a husband, still clearly lusting for her, couldn't be happier. Mrs. Arnold has acknowledged some debt to Jackie Gleason, another top banana who never got even an honorary award from the Emmy people, but his Ralph Kramden was a considerably safer character than the militant Roseanne Conner.</w:t>
+        <w:t>Follow The New York Times Opinion section on Facebook, Twitter (@NYTopinion) and Instagram.</w:t>
         <w:br/>
-        <w:t>Writing in The New Republic magazine, Barbara Ehrenreich describes Mrs. Arnold's stance as "proletarian feminism," something that is not "a professional, careerist woman's thing." In The National Review, on the other hand, Jim Atkinson, referring to the comedienne as "the Hulk Hogan of feminism," perceives her as "a cunning marketeer who has figured out how to parlay a form of vulgar reverse sexism into stardom." Tom Arnold, grinning affably during a television interview, put still another spin on the Roseanne phenomenon: "We're America's worst nightmare -- white trash with money."</w:t>
-        <w:br/>
-        <w:t>There are those among her former and present colleagues who insist that Mrs. Arnold thrives on discord, working best in conditions of turmoil. There is always the possibility that, at any given moment, she may stumble across the threshold of career disintegration. One thing is certain: she will not sit still long enough to be pigeonholed.</w:t>
-        <w:br/>
-        <w:t xml:space="preserve"> </w:t>
-        <w:br/>
-        <w:t xml:space="preserve"> </w:t>
-        <w:br/>
-        <w:t>RARELY A DULL MOMENT</w:t>
-        <w:br/>
-        <w:t xml:space="preserve"> Some of the more memorable events in Roseanne Barr's life as a star:</w:t>
-        <w:br/>
-        <w:t>October 1988: "Roseanne" has its debut on ABC and becomes one of the top three series on TV.</w:t>
-        <w:br/>
-        <w:t>January 1989: Matt Williams, an executive producer for "Roseanne" credited with its creation, is forced off the show by the star, who says either he goes or she will.</w:t>
-        <w:br/>
-        <w:t>September 1989: "Roseanne: My Life as a Woman" is published and becomes a best seller.</w:t>
-        <w:br/>
-        <w:t>December 1989: Her film debut, in "She-Devil" co-starring Meryl Streep, bombs at the box office.</w:t>
-        <w:br/>
-        <w:t>Jan. 20, 1990: Ms. Barr marries Tom Arnold, a comedian six years younger than she.</w:t>
-        <w:br/>
-        <w:t>March 1990: Jeff Harris, the series' executive producer, resigns and places an ad in Variety saying that he has decided to "vacation in the relative peace and quiet of Beirut."</w:t>
-        <w:br/>
-        <w:t>July 25, 1990: The comedienne sings "The Star-Spangled Banner" (in photograph) off key, grabs her crotch and spits at a Padres-Reds double header in San Diego.</w:t>
-        <w:br/>
-        <w:t>September 1990: "Little Rosie," an animated children's show featuring the comedienne's voice, has its debut on ABC but lasts only one season, because the network insists that more boys be added and the star refuses.</w:t>
-        <w:br/>
-        <w:t>December 1990: Ms. Barr provides the voice of a wisecracking little girl in the film "Look Who's Talking Too."</w:t>
-        <w:br/>
-        <w:t>June 1991: Roseanne and Tom Arnold settle a $35 million lawsuit against The National Enquirer and The Star and regain their love letters, published by the tabloids. Terms of the settlement are not disclosed. The couple renews their marriage vows in a religious ceremony and Ms. Barr changes her professional name to Roseanne Arnold. -- Michael Kuby</w:t>
-        <w:br/>
-        <w:br/>
-        <w:t>Graphic</w:t>
-        <w:br/>
-        <w:br/>
-        <w:t xml:space="preserve"> </w:t>
-        <w:br/>
-        <w:t>Photos: The comedienne on the set of "Roseanne"--calculated affronts to middle-class propriety (Steve Goldstein for The New York Times) (pg. 1); Roseanne and Tom Arnold on the set of "Roseanne"--Detractors sputter. (Steve Goldstein for The New York Times); the comedienne sings "The Star Spangled Banner")(Andy Hayt/The National/Associated Press) (pg. 27)</w:t>
+        <w:t>PHOTO: SugarHouse Industries, a Utah company that usually manufactures boat tops and covers, has reconfigured its operation amid the spread of the coronavirus to produce face shields and masks. (PHOTOGRAPH BY Rick Bowmer/Associated Press FOR THE NEW YORK TIMES)</w:t>
       </w:r>
     </w:p>
     <w:sectPr>
